--- a/Decoupe/01_Comment_ca_marche_et_solution.docx
+++ b/Decoupe/01_Comment_ca_marche_et_solution.docx
@@ -290,7 +290,7 @@
         <w:t>Mobile</w:t>
       </w:r>
       <w:r>
-        <w:t xml:space="preserve"> : Amandinette est en réalité Amandinette de la Grande Leuleu, ancienne servante dans la maison noble des Parisette de 1907 à 1910. À 17 ans, après la mort de la véritable demoiselle de Parisette à l’auberge, elle a pris ses papiers et son identité. Elle a épousé le Duc Théodorette 12 ans plus tard. Personne n’a jamais su. Lady Léa, romancière, l’avait découvert il y a 6 mois en faisant des recherches généalogiques pour un roman. Elle la faisait chanter (10 000 livres). Amandinette avait payé deux fois. Le 5 juin, Léa a écrit une lettre annonçant qu’elle ne pouvait « plus garder ce silence » et qu’elle parlerait à Théodorette ce week-end. Amandinette a compris qu’aucune somme ne suffirait.</w:t>
+        <w:t xml:space="preserve"> : Amandinette est en réalité Amandinette de la Grande Leuleu, ancienne servante chez les Beauchamp de 1907 à 1910. Sa maîtresse, Mademoiselle Amandinette de Beauchamp (l’héritière, qui partageait son prénom), est morte d’une fièvre en mai 1910 — Amandinette la servante était seule à son chevet. Elle a volé sa carte d’invitation au bal des Parisette + une robe, s’est présentée au bal sous son identité, y a rencontré le Duc Théodorette qu’elle a épousé quatre mois plus tard. Personne n’a jamais su. Lady Léa, romancière, l’avait découvert il y a 6 mois en faisant des recherches généalogiques pour un roman. Elle la faisait chanter (10 000 livres). Amandinette avait payé deux fois. Le 5 juin, Léa a écrit une lettre annonçant qu’elle ne pouvait « plus garder ce silence » et qu’elle parlerait à Théodorette ce week-end. Amandinette a compris qu’aucune somme ne suffirait.</w:t>
       </w:r>
     </w:p>
     <w:p>
@@ -2282,7 +2282,7 @@
         <w:t>Il y a 6 mois</w:t>
       </w:r>
       <w:r>
-        <w:t xml:space="preserve"> : Léa découvre la vraie identité d’Amandinette en faisant des recherches généalogiques pour un roman intitulé « Les Servantes ».</w:t>
+        <w:t xml:space="preserve"> : Léa découvre la vraie identité d’Amandinette en faisant des recherches généalogiques pour un roman intitulé « Les Servantes » — elle remonte du registre des Beauchamp jusqu’à la mort par fièvre de la jeune Mademoiselle Amandinette de Beauchamp en mai 1910, puis à l’apparition d’une homonyme au bal des Parisette la semaine suivante.</w:t>
       </w:r>
     </w:p>
     <w:p>

--- a/Decoupe/01_Comment_ca_marche_et_solution.docx
+++ b/Decoupe/01_Comment_ca_marche_et_solution.docx
@@ -349,10 +349,10 @@
           <w:b/>
           <w:bCs/>
         </w:rPr>
-        <w:t>Léa apporte ses chantages le matin du 6 juin.</w:t>
-      </w:r>
-      <w:r>
-        <w:t xml:space="preserve"> Comme à chaque réception au Domaine, Léa profite de l’arrivée des invités pour leur remettre — discrètement, en mains propres — leurs propres papiers compromettants en « rappel d’échéance ». C’est ce qui explique : la lettre de chantage de Vienne encore dans le manteau de Théodorette (il comptait la brûler après le dîner) ; le mot trouvé au banc dans la poche de Louis ; et la note de rendez-vous dans la mallette de Gautier (Léa la lui avait passée à l’arrivée).</w:t>
+        <w:t xml:space="preserve">Léa apporte TOUS ses chantages le matin du 6 juin. Ce n’est pas une réception comme les autres : Léa a décidé d’en finir. Elle a réservé sa traversée et part s’installer sur un autre continent — une nouvelle vie, loin de l’Europe et de ses victimes. C’est sa dernière tournée. À l’arrivée de chaque chantagé, elle lui remet en mains propres son propre papier compromettant en « rappel d’échéance » : une mise en demeure finale, pour encaisser une dernière fois avant son départ. C’est ce qui explique la présence sur place, le jour du crime, de tous les papiers des chantagés : la lettre de Vienne encore dans le manteau de Théodorette (il comptait la brûler après le dîner) ; le mot trouvé au banc dans la poche de Louis ; la note de rendez-vous dans la mallette de Gautier ; un mot à Lady Cloé Fischer sur ses dettes de jeu ; un mot à Lady Boulet de Myrtilles sur les lettres avec Tatoine ; un mot à Sir Tatoine sur les mêmes lettres ; un mot à Lord Nicolas sur Plumeau. Tous reçoivent leur enveloppe ce matin. C’est précisément cette tournée d’adieu qui scelle le destin de Léa : Amandinette, comprenant que Léa s’apprête à parler à Théodorette avant de fuir, décide qu’aucune somme ne suffira plus.</w:t>
+      </w:r>
+      <w:r>
+        <w:t xml:space="preserve"/>
       </w:r>
     </w:p>
     <w:p>
@@ -705,7 +705,7 @@
                 <w:sz w:val="22"/>
                 <w:szCs w:val="22"/>
               </w:rPr>
-              <w:t>16h50 – 16h58</w:t>
+              <w:t>16h50 – 16h55</w:t>
             </w:r>
           </w:p>
         </w:tc>
@@ -3226,7 +3226,7 @@
                 <w:sz w:val="22"/>
                 <w:szCs w:val="22"/>
               </w:rPr>
-              <w:t>16h50 – 16h58</w:t>
+              <w:t>16h50 – 16h55</w:t>
             </w:r>
           </w:p>
         </w:tc>

--- a/Decoupe/01_Comment_ca_marche_et_solution.docx
+++ b/Decoupe/01_Comment_ca_marche_et_solution.docx
@@ -2226,17 +2226,17 @@
         <w:jc w:val="both"/>
       </w:pPr>
       <w:r>
-        <w:t xml:space="preserve">Le code 1-7-3 se déduit d’une </w:t>
+        <w:t xml:space="preserve">Le code 1-7-3 se déduit d’une énigme à 3 phases que Chloé résout dans la dépendance à l’Acte IV (carnet de Léa : grille + journal de bord). Léa changeait le code de son coffret tous les jours selon une méthode personnelle ; le 6 juin, sa phrase du jour « Au grand large » donne A-G-L → 1-7-3. Sir Tatoine peut, sur question, confirmer que la malle est à Léa — elle y rangeait ses affaires de lecture.</w:t>
       </w:r>
       <w:r>
         <w:rPr>
           <w:b/>
           <w:bCs/>
         </w:rPr>
-        <w:t>énigme à 3 phases</w:t>
-      </w:r>
-      <w:r>
-        <w:t xml:space="preserve"> que Chloé résout dans la dépendance à l’Acte IV (notes de recherche de Léa + carnet codé de Léa). Sir Tatoine peut, sur question, confirmer que la malle est à Léa — elle y rangeait ses affaires de lecture.</w:t>
+        <w:t/>
+      </w:r>
+      <w:r>
+        <w:t xml:space="preserve"/>
       </w:r>
     </w:p>
     <w:p>

--- a/Decoupe/01_Comment_ca_marche_et_solution.docx
+++ b/Decoupe/01_Comment_ca_marche_et_solution.docx
@@ -1,6 +1,6 @@
 
 <file path=word/document.xml><?xml version="1.0" encoding="utf-8"?>
-<w:document xmlns:wpc="http://schemas.microsoft.com/office/word/2010/wordprocessingCanvas" xmlns:cx="http://schemas.microsoft.com/office/drawing/2014/chartex" xmlns:mc="http://schemas.openxmlformats.org/markup-compatibility/2006" xmlns:o="urn:schemas-microsoft-com:office:office" xmlns:r="http://schemas.openxmlformats.org/officeDocument/2006/relationships" xmlns:m="http://schemas.openxmlformats.org/officeDocument/2006/math" xmlns:v="urn:schemas-microsoft-com:vml" xmlns:wp14="http://schemas.microsoft.com/office/word/2010/wordprocessingDrawing" xmlns:wp="http://schemas.openxmlformats.org/drawingml/2006/wordprocessingDrawing" xmlns:w10="urn:schemas-microsoft-com:office:word" xmlns:w="http://schemas.openxmlformats.org/wordprocessingml/2006/main" xmlns:w14="http://schemas.microsoft.com/office/word/2010/wordml" xmlns:w15="http://schemas.microsoft.com/office/word/2012/wordml" xmlns:wpg="http://schemas.microsoft.com/office/word/2010/wordprocessingGroup" xmlns:wpi="http://schemas.microsoft.com/office/word/2010/wordprocessingInk" xmlns:wne="http://schemas.microsoft.com/office/word/2006/wordml" xmlns:wps="http://schemas.microsoft.com/office/word/2010/wordprocessingShape" mc:Ignorable="w14 w15 wp14">
+<w:document xmlns:ns1="http://schemas.openxmlformats.org/markup-compatibility/2006" xmlns:w="http://schemas.openxmlformats.org/wordprocessingml/2006/main" ns1:Ignorable="w14 w15 wp14">
   <w:body>
     <w:p>
       <w:pPr>
@@ -98,20 +98,20 @@
           <w:b/>
           <w:bCs/>
         </w:rPr>
-        <w:t>2.</w:t>
-      </w:r>
-      <w:r>
-        <w:t xml:space="preserve"> Les douze convives survivants ont chacun une fiche : leur identité, leurs secrets, leurs observations, ce qu’ils disent spontanément, et ce qu’il faut pour qu’ils craquent. </w:t>
+        <w:t xml:space="preserve">2. Les quatorze convives survivants ont chacun une fiche : leur identité, leurs secrets, leurs observations, ce qu’ils disent spontanément, et ce qu’il faut pour qu’ils craquent. Aucun convive n’a de scène à jouer ni de lieu obligatoire. Ils restent assis, conversent, répondent. Leur travail : connaître leur fiche.</w:t>
+      </w:r>
+      <w:r>
+        <w:t xml:space="preserve"/>
       </w:r>
       <w:r>
         <w:rPr>
           <w:b/>
           <w:bCs/>
         </w:rPr>
-        <w:t>Aucun convive n’a de scène à jouer ni de lieu obligatoire.</w:t>
-      </w:r>
-      <w:r>
-        <w:t xml:space="preserve"> Ils restent assis, conversent, répondent. Leur travail : connaître leur fiche.</w:t>
+        <w:t/>
+      </w:r>
+      <w:r>
+        <w:t xml:space="preserve"/>
       </w:r>
     </w:p>
     <w:p>
@@ -349,7 +349,7 @@
           <w:b/>
           <w:bCs/>
         </w:rPr>
-        <w:t xml:space="preserve">Léa apporte TOUS ses chantages le matin du 6 juin. Ce n’est pas une réception comme les autres : Léa a décidé d’en finir. Elle a réservé sa traversée et part s’installer sur un autre continent — une nouvelle vie, loin de l’Europe et de ses victimes. C’est sa dernière tournée. À l’arrivée de chaque chantagé, elle lui remet en mains propres son propre papier compromettant en « rappel d’échéance » : une mise en demeure finale, pour encaisser une dernière fois avant son départ. C’est ce qui explique la présence sur place, le jour du crime, de tous les papiers des chantagés : la lettre de Vienne encore dans le manteau de Théodorette (il comptait la brûler après le dîner) ; le mot trouvé au banc dans la poche de Louis ; la note de rendez-vous dans la mallette de Gautier ; un mot à Lady Cloé Fischer sur ses dettes de jeu ; un mot à Lady Boulet de Myrtilles sur les lettres avec Tatoine ; un mot à Sir Tatoine sur les mêmes lettres ; un mot à Lord Nicolas sur Plumeau. Tous reçoivent leur enveloppe ce matin. C’est précisément cette tournée d’adieu qui scelle le destin de Léa : Amandinette, comprenant que Léa s’apprête à parler à Théodorette avant de fuir, décide qu’aucune somme ne suffira plus.</w:t>
+        <w:t xml:space="preserve">Léa apporte TOUS ses chantages le matin du 6 juin. Ce n’est pas une réception comme les autres : Léa a décidé d’en finir. Elle a réservé sa traversée et part s’installer sur un autre continent — une nouvelle vie, loin de l’Europe et de ses victimes. C’est sa dernière tournée. À l’arrivée de chaque chantagé, elle lui remet en mains propres son propre papier compromettant en « rappel d’échéance » : une mise en demeure finale, pour encaisser une dernière fois avant son départ. C’est ce qui explique la présence sur place, le jour du crime, de tous les papiers des chantagés : la lettre de Vienne encore dans le manteau de Théodorette (il comptait la brûler après le dîner) ; le mot trouvé au banc dans la poche de Louis ; la note de rendez-vous dans la mallette de Gautier ; un mot à Lady Cloé Fischer sur ses dettes de jeu ; un mot à Lady Boulet de Myrtilles sur les lettres avec Tatoine ; un mot à Sir Tatoine sur les mêmes lettres ; un mot à Monsieur Baptiste André sur Plumeau ; un mot à Mademoiselle Lisa Lepra sur ses origines modestes ; un mot à Maître Emilien Collin-Stanislas sur le faux de 1910. Tous reçoivent leur enveloppe ce matin — neuf rappels en tout. C’est précisément cette tournée d’adieu qui scelle le destin de Léa : Amandinette, comprenant que Léa s’apprête à parler à Théodorette avant de fuir, décide qu’aucune somme ne suffira plus.</w:t>
       </w:r>
       <w:r>
         <w:t xml:space="preserve"/>
@@ -609,7 +609,7 @@
                 <w:sz w:val="22"/>
                 <w:szCs w:val="22"/>
               </w:rPr>
-              <w:t>Toast. Amandinette verse la digitaline dans la flûte de Léa. Théodorette voit le faux pas sans comprendre. Amandinette glisse à Léa : « Nous devons parler. Seules. » (Romanette entend).</w:t>
+              <w:t xml:space="preserve">Toast. Amandinette verse la digitaline dans la flûte de Léa. Théodorette voit le faux pas sans comprendre. Amandinette glisse à Léa : « Nous devons parler. Seules. » (Maëlys entend).</w:t>
             </w:r>
           </w:p>
         </w:tc>
@@ -751,7 +751,7 @@
                 <w:sz w:val="22"/>
                 <w:szCs w:val="22"/>
               </w:rPr>
-              <w:t>Marie et Léa s’y retrouvent. Baiser. Victoria voit. Romanette voit Marie sortir.</w:t>
+              <w:t xml:space="preserve">Marie et Léa s’y retrouvent. Baiser. Victoria voit. Maëlys voit Marie sortir.</w:t>
             </w:r>
           </w:p>
         </w:tc>
@@ -1106,7 +1106,7 @@
                 <w:sz w:val="22"/>
                 <w:szCs w:val="22"/>
               </w:rPr>
-              <w:t>Théodorette rentre bouleversé. Romanette voit (PIVOT). Louis rentre du jardin l’air sec (Clochette voit).</w:t>
+              <w:t xml:space="preserve">Théodorette rentre bouleversé. Maëlys voit (PIVOT). Louis rentre du jardin l’air sec (Clochette voit).</w:t>
             </w:r>
           </w:p>
         </w:tc>
@@ -1603,7 +1603,7 @@
                 <w:sz w:val="22"/>
                 <w:szCs w:val="22"/>
               </w:rPr>
-              <w:t>Clochette à la salle de bain. Amandinette glisse la fiole dans le manteau de Nicolas.</w:t>
+              <w:t xml:space="preserve">Clochette à la salle de bain. Amandinette glisse la fiole dans le manteau de Baptiste.</w:t>
             </w:r>
           </w:p>
         </w:tc>
@@ -2075,20 +2075,20 @@
           <w:b/>
           <w:bCs/>
         </w:rPr>
-        <w:t>Lady Marie</w:t>
-      </w:r>
-      <w:r>
-        <w:t xml:space="preserve"> : amante active de Léa depuis 6 mois, baiser au potager à 16h50. Vue par Victoria et Romanette. Léa ne la faisait PAS chanter — elle l’aimait. </w:t>
+        <w:t xml:space="preserve">Lady Marie : amante active de Léa depuis 6 mois, baiser au potager à 16h50. Vue par Victoria et Maëlys. Léa ne la faisait PAS chanter — elle l’aimait. Marie appartient cependant au « problème commun » : Léa gardait pour elle 3-4 lettres tendres dans son atelier. Marie y pense lors de la cohue mais reste au piano par effroi.</w:t>
+      </w:r>
+      <w:r>
+        <w:t xml:space="preserve"/>
       </w:r>
       <w:r>
         <w:rPr>
           <w:b/>
           <w:bCs/>
         </w:rPr>
-        <w:t>Marie appartient cependant au « problème commun »</w:t>
-      </w:r>
-      <w:r>
-        <w:t xml:space="preserve"> : Léa gardait pour elle 3-4 lettres tendres dans son atelier. Marie y pense lors de la cohue mais reste au piano par effroi.</w:t>
+        <w:t/>
+      </w:r>
+      <w:r>
+        <w:t xml:space="preserve"/>
       </w:r>
     </w:p>
     <w:p>
@@ -2117,10 +2117,10 @@
           <w:b/>
           <w:bCs/>
         </w:rPr>
-        <w:t>Lord Nicolas (M. Plumeau)</w:t>
-      </w:r>
-      <w:r>
-        <w:t xml:space="preserve"> : Léa allait le démasquer. Romanette est sa fiancée secrète. Liaison passée avec Alicia il y a un an.</w:t>
+        <w:t xml:space="preserve">Monsieur Baptiste André (M. Plumeau) : caricaturiste protégé de Léa, qui allait le démasquer (chantage 200 £, payé). Amant de Lisa Lepra. Liaison passée avec Alicia il y a un an (lettres « B. » qu’Alicia avait confiées à Léa). La fiole de digitaline est plantée dans son manteau à 17h33-17h36 — il l’ignore et niera tout en bloc.</w:t>
+      </w:r>
+      <w:r>
+        <w:t xml:space="preserve"/>
       </w:r>
     </w:p>
     <w:p>
@@ -2181,10 +2181,58 @@
           <w:b/>
           <w:bCs/>
         </w:rPr>
-        <w:t>Lady Alicia</w:t>
-      </w:r>
-      <w:r>
-        <w:t xml:space="preserve"> : a confié à Léa il y a un an un paquet de lettres tendres échangées avec Lord Nicolas (avant ses fiançailles avec Romanette). Quand Léa meurt, Alicia panique et vole la clef de la dépendance dans le tiroir du buffet du bar (17h58). Elle veut récupérer ses lettres avant Chloé.</w:t>
+        <w:t xml:space="preserve">Lady Alicia : a confié à Léa il y a un an un paquet de lettres tendres échangées avec Baptiste André (une liaison d’il y a un an, signées « B. »). Quand Léa meurt, Alicia panique et vole la clef de la dépendance dans le tiroir du buffet du bar (17h58). Elle veut récupérer ses lettres avant Chloé.</w:t>
+      </w:r>
+      <w:r>
+        <w:t xml:space="preserve"/>
+      </w:r>
+    </w:p>
+    <w:p>
+      <w:pPr>
+        <w:spacing w:before="60" w:after="60" w:line="300" w:lineRule="auto"/>
+        <w:jc w:val="both"/>
+      </w:pPr>
+      <w:r>
+        <w:rPr>
+          <w:b/>
+          <w:bCs/>
+        </w:rPr>
+        <w:t xml:space="preserve">Mademoiselle Lisa Lepra : cantatrice, ancienne amante de Léa — qui l’a quittée pour Marie il y a deux ans. Léa la faisait chanter sur ses origines modestes (fille de blanchisseuse, nom de scène ; 800 £, en attente). ÉCLAT public contre Léa à 16h40. Amante de Baptiste, qu’elle défend bec et ongles s’il est accusé. Alibi mou mais réel (salon, vue du groupe piano) : fausse piste de caractère, pas un trou d’alibi.</w:t>
+      </w:r>
+      <w:r>
+        <w:t xml:space="preserve"/>
+      </w:r>
+    </w:p>
+    <w:p>
+      <w:pPr>
+        <w:spacing w:before="60" w:after="60" w:line="300" w:lineRule="auto"/>
+        <w:jc w:val="both"/>
+      </w:pPr>
+      <w:r>
+        <w:rPr>
+          <w:b/>
+          <w:bCs/>
+        </w:rPr>
+        <w:t xml:space="preserve">Maître Emilien Collin-Stanislas : notaire de la famille. En 1910, jeune clerc du notaire des Beauchamp, il a validé les faux papiers qui ont permis à l’imposteuse de devenir « Amandinette de Beauchamp », et en a profité (rachat des terres Beauchamp orphelines à vil prix). Léa le chantait là-dessus (5 000 £, en attente). Alibi creux (cabinet de lecture, seul) : SUSPECT RATIONNEL N°1, il tient le doute jusqu’au coffret. À l’Acte IV, sommé d’authentifier l’acte de naissance, il se confond lui-même.</w:t>
+      </w:r>
+      <w:r>
+        <w:t xml:space="preserve"/>
+      </w:r>
+    </w:p>
+    <w:p>
+      <w:pPr>
+        <w:spacing w:before="60" w:after="60" w:line="300" w:lineRule="auto"/>
+        <w:jc w:val="both"/>
+      </w:pPr>
+      <w:r>
+        <w:rPr>
+          <w:b/>
+          <w:bCs/>
+        </w:rPr>
+        <w:t xml:space="preserve">Mademoiselle Maëlys Bouchard : en réalité Marguerite Beauchamp, nièce de la véritable héritière morte de fièvre en 1910 — dépossédée enfant du nom et du patrimoine, elle l’IGNORE. Léa l’avait fait inviter (lettre à Amaury il y a 3 mois) pour réparer avant de fuir. Non chantée. Observatrice clé de la soirée (témoignages PIVOT). La révélation de sa naissance, au coffret, est le climax émotionnel de l’Acte IV.</w:t>
+      </w:r>
+      <w:r>
+        <w:t xml:space="preserve"/>
       </w:r>
     </w:p>
     <w:p>
@@ -2207,17 +2255,17 @@
         <w:jc w:val="both"/>
       </w:pPr>
       <w:r>
-        <w:t xml:space="preserve">Une boîte en bois cadenassée (cadenas à 3 chiffres) est cachée dans la </w:t>
+        <w:t xml:space="preserve">Une boîte en bois cadenassée (cadenas à 3 chiffres) est cachée dans la malle de rotin du jardin (présente dès l’Acte I, sans cadenas — Chloé peut l’ouvrir librement, mais la boîte intérieure résiste). À l’intérieur de la boîte : le vrai acte de naissance d’Amandinette de la Grande Leuleu + la lettre de Léa du 5 juin annonçant son intention de tout révéler à Théodorette, et une note scellée révélant à Mademoiselle Maëlys Bouchard sa véritable naissance — Marguerite Beauchamp, héritière dépossédée par l’imposture (« Sachez qui vous êtes »).</w:t>
       </w:r>
       <w:r>
         <w:rPr>
           <w:b/>
           <w:bCs/>
         </w:rPr>
-        <w:t>malle de rotin du jardin</w:t>
-      </w:r>
-      <w:r>
-        <w:t xml:space="preserve"> (présente dès l’Acte I, sans cadenas — Chloé peut l’ouvrir librement, mais la boîte intérieure résiste). À l’intérieur de la boîte : le vrai acte de naissance d’Amandinette de la Grande Leuleu + la lettre de Léa du 5 juin annonçant son intention de tout révéler à Théodorette.</w:t>
+        <w:t/>
+      </w:r>
+      <w:r>
+        <w:t xml:space="preserve"/>
       </w:r>
     </w:p>
     <w:p>
@@ -2988,7 +3036,7 @@
                 <w:sz w:val="22"/>
                 <w:szCs w:val="22"/>
               </w:rPr>
-              <w:t>ÉCLAT public Nicolas-Léa. « Vous ne publierez pas une ligne de plus ! » Romanette intervient.</w:t>
+              <w:t xml:space="preserve">ÉCLAT public Lisa-Léa. « Vous m’avez prise puis jetée comme un brouillon ! » (jalousie : Léa l’a quittée pour Marie).</w:t>
             </w:r>
           </w:p>
         </w:tc>
@@ -3130,7 +3178,7 @@
                 <w:sz w:val="22"/>
                 <w:szCs w:val="22"/>
               </w:rPr>
-              <w:t>TOAST. Amandinette empoisonne la flûte de Léa. Théodorette voit le faux pas sans comprendre. Amandinette glisse à Léa : « Nous devons parler. Seules. » (Romanette entend).</w:t>
+              <w:t xml:space="preserve">TOAST. Amandinette empoisonne la flûte de Léa. Théodorette voit le faux pas sans comprendre. Amandinette glisse à Léa : « Nous devons parler. Seules. » (Maëlys entend).</w:t>
             </w:r>
           </w:p>
         </w:tc>
@@ -3272,7 +3320,7 @@
                 <w:sz w:val="22"/>
                 <w:szCs w:val="22"/>
               </w:rPr>
-              <w:t>Marie et Léa s’embrassent. Victoria voit. Romanette voit Marie sortir.</w:t>
+              <w:t xml:space="preserve">Marie et Léa s’embrassent. Victoria voit. Maëlys voit Marie sortir.</w:t>
             </w:r>
           </w:p>
         </w:tc>
@@ -3510,7 +3558,7 @@
                 <w:sz w:val="22"/>
                 <w:szCs w:val="22"/>
               </w:rPr>
-              <w:t>17h00 – 17h45</w:t>
+              <w:t xml:space="preserve">16h50 – 17h45</w:t>
             </w:r>
           </w:p>
         </w:tc>
@@ -3533,7 +3581,7 @@
                 <w:sz w:val="22"/>
                 <w:szCs w:val="22"/>
               </w:rPr>
-              <w:t>Salon du bar (piano)</w:t>
+              <w:t xml:space="preserve">Lisière de forêt</w:t>
             </w:r>
           </w:p>
         </w:tc>
@@ -3556,7 +3604,7 @@
                 <w:sz w:val="22"/>
                 <w:szCs w:val="22"/>
               </w:rPr>
-              <w:t>Marie joue. Alicia tourne les pages. Romanette lit à côté. Lady Boulet de Myrtilles passe vers 17h30.</w:t>
+              <w:t xml:space="preserve">Baptiste André dessine SEUL (16h50-17h25), puis fume avec Tatoine (17h25-17h45) : alibi mutuel. Depuis la lisière il voit Louis brûler le mot au banc (17h00-17h15).</w:t>
             </w:r>
           </w:p>
         </w:tc>
@@ -3581,7 +3629,7 @@
                 <w:sz w:val="22"/>
                 <w:szCs w:val="22"/>
               </w:rPr>
-              <w:t>17h00 – 17h33</w:t>
+              <w:t>17h00 – 17h45</w:t>
             </w:r>
           </w:p>
         </w:tc>
@@ -3604,7 +3652,7 @@
                 <w:sz w:val="22"/>
                 <w:szCs w:val="22"/>
               </w:rPr>
-              <w:t>Bar (table d’angle)</w:t>
+              <w:t>Salon du bar (piano)</w:t>
             </w:r>
           </w:p>
         </w:tc>
@@ -3627,7 +3675,7 @@
                 <w:sz w:val="22"/>
                 <w:szCs w:val="22"/>
               </w:rPr>
-              <w:t>Clochette pose des réussites avec vue sur le jardin.</w:t>
+              <w:t xml:space="preserve">Marie joue. Alicia tourne les pages. Maëlys tourne les feuillets à côté. Lady Boulet de Myrtilles passe vers 17h30.</w:t>
             </w:r>
           </w:p>
         </w:tc>
@@ -3652,7 +3700,7 @@
                 <w:sz w:val="22"/>
                 <w:szCs w:val="22"/>
               </w:rPr>
-              <w:t>17h10</w:t>
+              <w:t xml:space="preserve">17h00 – 17h45</w:t>
             </w:r>
           </w:p>
         </w:tc>
@@ -3675,7 +3723,7 @@
                 <w:sz w:val="22"/>
                 <w:szCs w:val="22"/>
               </w:rPr>
-              <w:t>Salon → potager</w:t>
+              <w:t xml:space="preserve">Cabinet de lecture</w:t>
             </w:r>
           </w:p>
         </w:tc>
@@ -3698,7 +3746,7 @@
                 <w:sz w:val="22"/>
                 <w:szCs w:val="22"/>
               </w:rPr>
-              <w:t>Gautier sort avec sa mallette. Tatoine et Clochette le voient.</w:t>
+              <w:t xml:space="preserve">Maître Emilien Collin-Stanislas s’y isole, SEUL, sans témoin : son alibi est creux (suspect rationnel n°1).</w:t>
             </w:r>
           </w:p>
         </w:tc>
@@ -3723,7 +3771,7 @@
                 <w:sz w:val="22"/>
                 <w:szCs w:val="22"/>
               </w:rPr>
-              <w:t>17h13 – 17h25</w:t>
+              <w:t xml:space="preserve">16h45 – 17h45</w:t>
             </w:r>
           </w:p>
         </w:tc>
@@ -3746,7 +3794,7 @@
                 <w:sz w:val="22"/>
                 <w:szCs w:val="22"/>
               </w:rPr>
-              <w:t>Couloir → jardin → dépendance</w:t>
+              <w:t xml:space="preserve">Salon du bar</w:t>
             </w:r>
           </w:p>
         </w:tc>
@@ -3769,7 +3817,7 @@
                 <w:sz w:val="22"/>
                 <w:szCs w:val="22"/>
               </w:rPr>
-              <w:t>Amandinette rejoint la dépendance. Tatoine la voit traverser à 17h15.</w:t>
+              <w:t xml:space="preserve">Lisa Lepra rumine près du piano après son éclat de 16h40. Vue par Marie, Maëlys et Boulet : alibi mou mais réel.</w:t>
             </w:r>
           </w:p>
         </w:tc>
@@ -3794,7 +3842,7 @@
                 <w:sz w:val="22"/>
                 <w:szCs w:val="22"/>
               </w:rPr>
-              <w:t>17h15 – 17h20</w:t>
+              <w:t>17h00 – 17h33</w:t>
             </w:r>
           </w:p>
         </w:tc>
@@ -3817,7 +3865,7 @@
                 <w:sz w:val="22"/>
                 <w:szCs w:val="22"/>
               </w:rPr>
-              <w:t>Jardin</w:t>
+              <w:t>Bar (table d’angle)</w:t>
             </w:r>
           </w:p>
         </w:tc>
@@ -3840,7 +3888,7 @@
                 <w:sz w:val="22"/>
                 <w:szCs w:val="22"/>
               </w:rPr>
-              <w:t>Théodorette cherche Amandinette. Tatoine voit.</w:t>
+              <w:t>Clochette pose des réussites avec vue sur le jardin.</w:t>
             </w:r>
           </w:p>
         </w:tc>
@@ -3865,7 +3913,7 @@
                 <w:sz w:val="22"/>
                 <w:szCs w:val="22"/>
               </w:rPr>
-              <w:t>17h20</w:t>
+              <w:t>17h10</w:t>
             </w:r>
           </w:p>
         </w:tc>
@@ -3888,7 +3936,7 @@
                 <w:sz w:val="22"/>
                 <w:szCs w:val="22"/>
               </w:rPr>
-              <w:t>Couloir intérieur</w:t>
+              <w:t>Salon → potager</w:t>
             </w:r>
           </w:p>
         </w:tc>
@@ -3911,7 +3959,7 @@
                 <w:sz w:val="22"/>
                 <w:szCs w:val="22"/>
               </w:rPr>
-              <w:t>Théodorette rentre bouleversé. Romanette voit (PIVOT).</w:t>
+              <w:t>Gautier sort avec sa mallette. Tatoine et Clochette le voient.</w:t>
             </w:r>
           </w:p>
         </w:tc>
@@ -3936,7 +3984,7 @@
                 <w:sz w:val="22"/>
                 <w:szCs w:val="22"/>
               </w:rPr>
-              <w:t>17h20</w:t>
+              <w:t>17h13 – 17h25</w:t>
             </w:r>
           </w:p>
         </w:tc>
@@ -3959,7 +4007,7 @@
                 <w:sz w:val="22"/>
                 <w:szCs w:val="22"/>
               </w:rPr>
-              <w:t>Jardin → salon</w:t>
+              <w:t>Couloir → jardin → dépendance</w:t>
             </w:r>
           </w:p>
         </w:tc>
@@ -3982,7 +4030,7 @@
                 <w:sz w:val="22"/>
                 <w:szCs w:val="22"/>
               </w:rPr>
-              <w:t>Louis rentre du jardin l’air sec. Clochette le voit rentrer.</w:t>
+              <w:t>Amandinette rejoint la dépendance. Tatoine la voit traverser à 17h15.</w:t>
             </w:r>
           </w:p>
         </w:tc>
@@ -4007,7 +4055,7 @@
                 <w:sz w:val="22"/>
                 <w:szCs w:val="22"/>
               </w:rPr>
-              <w:t>17h20-25</w:t>
+              <w:t>17h15 – 17h20</w:t>
             </w:r>
           </w:p>
         </w:tc>
@@ -4030,7 +4078,7 @@
                 <w:sz w:val="22"/>
                 <w:szCs w:val="22"/>
               </w:rPr>
-              <w:t>Dépendance</w:t>
+              <w:t>Jardin</w:t>
             </w:r>
           </w:p>
         </w:tc>
@@ -4053,7 +4101,7 @@
                 <w:sz w:val="22"/>
                 <w:szCs w:val="22"/>
               </w:rPr>
-              <w:t>Léa agonise. Amandinette assiste à sa mort. Prend la lettre.</w:t>
+              <w:t>Théodorette cherche Amandinette. Tatoine voit.</w:t>
             </w:r>
           </w:p>
         </w:tc>
@@ -4078,7 +4126,7 @@
                 <w:sz w:val="22"/>
                 <w:szCs w:val="22"/>
               </w:rPr>
-              <w:t>17h28</w:t>
+              <w:t>17h20</w:t>
             </w:r>
           </w:p>
         </w:tc>
@@ -4101,7 +4149,7 @@
                 <w:sz w:val="22"/>
                 <w:szCs w:val="22"/>
               </w:rPr>
-              <w:t>Dépendance</w:t>
+              <w:t>Couloir intérieur</w:t>
             </w:r>
           </w:p>
         </w:tc>
@@ -4124,7 +4172,7 @@
                 <w:sz w:val="22"/>
                 <w:szCs w:val="22"/>
               </w:rPr>
-              <w:t>Amandinette ferme à clef de l’extérieur.</w:t>
+              <w:t xml:space="preserve">Théodorette rentre bouleversé. Maëlys voit (PIVOT).</w:t>
             </w:r>
           </w:p>
         </w:tc>
@@ -4149,7 +4197,7 @@
                 <w:sz w:val="22"/>
                 <w:szCs w:val="22"/>
               </w:rPr>
-              <w:t>17h30</w:t>
+              <w:t>17h20</w:t>
             </w:r>
           </w:p>
         </w:tc>
@@ -4172,7 +4220,7 @@
                 <w:sz w:val="22"/>
                 <w:szCs w:val="22"/>
               </w:rPr>
-              <w:t>Barbecue</w:t>
+              <w:t>Jardin → salon</w:t>
             </w:r>
           </w:p>
         </w:tc>
@@ -4195,7 +4243,7 @@
                 <w:sz w:val="22"/>
                 <w:szCs w:val="22"/>
               </w:rPr>
-              <w:t>Amandinette brûle la lettre. Fuit avant combustion complète.</w:t>
+              <w:t>Louis rentre du jardin l’air sec. Clochette le voit rentrer.</w:t>
             </w:r>
           </w:p>
         </w:tc>
@@ -4220,7 +4268,7 @@
                 <w:sz w:val="22"/>
                 <w:szCs w:val="22"/>
               </w:rPr>
-              <w:t>17h30 – 17h33</w:t>
+              <w:t>17h20-25</w:t>
             </w:r>
           </w:p>
         </w:tc>
@@ -4243,7 +4291,7 @@
                 <w:sz w:val="22"/>
                 <w:szCs w:val="22"/>
               </w:rPr>
-              <w:t>Salon → couloir → salle de bain</w:t>
+              <w:t>Dépendance</w:t>
             </w:r>
           </w:p>
         </w:tc>
@@ -4266,7 +4314,7 @@
                 <w:sz w:val="22"/>
                 <w:szCs w:val="22"/>
               </w:rPr>
-              <w:t>Lady Boulet de Myrtilles quitte le salon, brève pause.</w:t>
+              <w:t>Léa agonise. Amandinette assiste à sa mort. Prend la lettre.</w:t>
             </w:r>
           </w:p>
         </w:tc>
@@ -4291,7 +4339,7 @@
                 <w:sz w:val="22"/>
                 <w:szCs w:val="22"/>
               </w:rPr>
-              <w:t>17h30 – 17h32</w:t>
+              <w:t>17h28</w:t>
             </w:r>
           </w:p>
         </w:tc>
@@ -4337,7 +4385,7 @@
                 <w:sz w:val="22"/>
                 <w:szCs w:val="22"/>
               </w:rPr>
-              <w:t>Gautier arrive pour rendez-vous. Porte fermée. Repart.</w:t>
+              <w:t>Amandinette ferme à clef de l’extérieur.</w:t>
             </w:r>
           </w:p>
         </w:tc>
@@ -4362,7 +4410,7 @@
                 <w:sz w:val="22"/>
                 <w:szCs w:val="22"/>
               </w:rPr>
-              <w:t>17h32</w:t>
+              <w:t>17h30</w:t>
             </w:r>
           </w:p>
         </w:tc>
@@ -4385,7 +4433,7 @@
                 <w:sz w:val="22"/>
                 <w:szCs w:val="22"/>
               </w:rPr>
-              <w:t>Jardin</w:t>
+              <w:t>Barbecue</w:t>
             </w:r>
           </w:p>
         </w:tc>
@@ -4408,7 +4456,7 @@
                 <w:sz w:val="22"/>
                 <w:szCs w:val="22"/>
               </w:rPr>
-              <w:t>Amandinette traverse. Clochette la voit (PIVOT Acte III).</w:t>
+              <w:t>Amandinette brûle la lettre. Fuit avant combustion complète.</w:t>
             </w:r>
           </w:p>
         </w:tc>
@@ -4433,7 +4481,7 @@
                 <w:sz w:val="22"/>
                 <w:szCs w:val="22"/>
               </w:rPr>
-              <w:t>17h33</w:t>
+              <w:t>17h30 – 17h33</w:t>
             </w:r>
           </w:p>
         </w:tc>
@@ -4456,7 +4504,7 @@
                 <w:sz w:val="22"/>
                 <w:szCs w:val="22"/>
               </w:rPr>
-              <w:t>Couloir intérieur</w:t>
+              <w:t>Salon → couloir → salle de bain</w:t>
             </w:r>
           </w:p>
         </w:tc>
@@ -4479,7 +4527,7 @@
                 <w:sz w:val="22"/>
                 <w:szCs w:val="22"/>
               </w:rPr>
-              <w:t>Gautier cache la mallette dans le placard. Lady Boulet de Myrtilles le voit.</w:t>
+              <w:t>Lady Boulet de Myrtilles quitte le salon, brève pause.</w:t>
             </w:r>
           </w:p>
         </w:tc>
@@ -4504,6 +4552,219 @@
                 <w:sz w:val="22"/>
                 <w:szCs w:val="22"/>
               </w:rPr>
+              <w:t>17h30 – 17h32</w:t>
+            </w:r>
+          </w:p>
+        </w:tc>
+        <w:tc>
+          <w:tcPr>
+            <w:tcW w:w="3500" w:type="dxa"/>
+            <w:tcMar>
+              <w:top w:w="80" w:type="dxa"/>
+              <w:bottom w:w="80" w:type="dxa"/>
+              <w:left w:w="120" w:type="dxa"/>
+              <w:right w:w="120" w:type="dxa"/>
+            </w:tcMar>
+          </w:tcPr>
+          <w:p>
+            <w:pPr>
+              <w:spacing w:before="20" w:after="20" w:line="260" w:lineRule="auto"/>
+            </w:pPr>
+            <w:r>
+              <w:rPr>
+                <w:sz w:val="22"/>
+                <w:szCs w:val="22"/>
+              </w:rPr>
+              <w:t>Dépendance</w:t>
+            </w:r>
+          </w:p>
+        </w:tc>
+        <w:tc>
+          <w:tcPr>
+            <w:tcW w:w="3660" w:type="dxa"/>
+            <w:tcMar>
+              <w:top w:w="80" w:type="dxa"/>
+              <w:bottom w:w="80" w:type="dxa"/>
+              <w:left w:w="120" w:type="dxa"/>
+              <w:right w:w="120" w:type="dxa"/>
+            </w:tcMar>
+          </w:tcPr>
+          <w:p>
+            <w:pPr>
+              <w:spacing w:before="20" w:after="20" w:line="260" w:lineRule="auto"/>
+            </w:pPr>
+            <w:r>
+              <w:rPr>
+                <w:sz w:val="22"/>
+                <w:szCs w:val="22"/>
+              </w:rPr>
+              <w:t>Gautier arrive pour rendez-vous. Porte fermée. Repart.</w:t>
+            </w:r>
+          </w:p>
+        </w:tc>
+      </w:tr>
+      <w:tr>
+        <w:tc>
+          <w:tcPr>
+            <w:tcW w:w="2200" w:type="dxa"/>
+            <w:tcMar>
+              <w:top w:w="80" w:type="dxa"/>
+              <w:bottom w:w="80" w:type="dxa"/>
+              <w:left w:w="120" w:type="dxa"/>
+              <w:right w:w="120" w:type="dxa"/>
+            </w:tcMar>
+          </w:tcPr>
+          <w:p>
+            <w:pPr>
+              <w:spacing w:before="20" w:after="20" w:line="260" w:lineRule="auto"/>
+            </w:pPr>
+            <w:r>
+              <w:rPr>
+                <w:sz w:val="22"/>
+                <w:szCs w:val="22"/>
+              </w:rPr>
+              <w:t>17h32</w:t>
+            </w:r>
+          </w:p>
+        </w:tc>
+        <w:tc>
+          <w:tcPr>
+            <w:tcW w:w="3500" w:type="dxa"/>
+            <w:tcMar>
+              <w:top w:w="80" w:type="dxa"/>
+              <w:bottom w:w="80" w:type="dxa"/>
+              <w:left w:w="120" w:type="dxa"/>
+              <w:right w:w="120" w:type="dxa"/>
+            </w:tcMar>
+          </w:tcPr>
+          <w:p>
+            <w:pPr>
+              <w:spacing w:before="20" w:after="20" w:line="260" w:lineRule="auto"/>
+            </w:pPr>
+            <w:r>
+              <w:rPr>
+                <w:sz w:val="22"/>
+                <w:szCs w:val="22"/>
+              </w:rPr>
+              <w:t>Jardin</w:t>
+            </w:r>
+          </w:p>
+        </w:tc>
+        <w:tc>
+          <w:tcPr>
+            <w:tcW w:w="3660" w:type="dxa"/>
+            <w:tcMar>
+              <w:top w:w="80" w:type="dxa"/>
+              <w:bottom w:w="80" w:type="dxa"/>
+              <w:left w:w="120" w:type="dxa"/>
+              <w:right w:w="120" w:type="dxa"/>
+            </w:tcMar>
+          </w:tcPr>
+          <w:p>
+            <w:pPr>
+              <w:spacing w:before="20" w:after="20" w:line="260" w:lineRule="auto"/>
+            </w:pPr>
+            <w:r>
+              <w:rPr>
+                <w:sz w:val="22"/>
+                <w:szCs w:val="22"/>
+              </w:rPr>
+              <w:t>Amandinette traverse. Clochette la voit (PIVOT Acte III).</w:t>
+            </w:r>
+          </w:p>
+        </w:tc>
+      </w:tr>
+      <w:tr>
+        <w:tc>
+          <w:tcPr>
+            <w:tcW w:w="2200" w:type="dxa"/>
+            <w:tcMar>
+              <w:top w:w="80" w:type="dxa"/>
+              <w:bottom w:w="80" w:type="dxa"/>
+              <w:left w:w="120" w:type="dxa"/>
+              <w:right w:w="120" w:type="dxa"/>
+            </w:tcMar>
+          </w:tcPr>
+          <w:p>
+            <w:pPr>
+              <w:spacing w:before="20" w:after="20" w:line="260" w:lineRule="auto"/>
+            </w:pPr>
+            <w:r>
+              <w:rPr>
+                <w:sz w:val="22"/>
+                <w:szCs w:val="22"/>
+              </w:rPr>
+              <w:t>17h33</w:t>
+            </w:r>
+          </w:p>
+        </w:tc>
+        <w:tc>
+          <w:tcPr>
+            <w:tcW w:w="3500" w:type="dxa"/>
+            <w:tcMar>
+              <w:top w:w="80" w:type="dxa"/>
+              <w:bottom w:w="80" w:type="dxa"/>
+              <w:left w:w="120" w:type="dxa"/>
+              <w:right w:w="120" w:type="dxa"/>
+            </w:tcMar>
+          </w:tcPr>
+          <w:p>
+            <w:pPr>
+              <w:spacing w:before="20" w:after="20" w:line="260" w:lineRule="auto"/>
+            </w:pPr>
+            <w:r>
+              <w:rPr>
+                <w:sz w:val="22"/>
+                <w:szCs w:val="22"/>
+              </w:rPr>
+              <w:t>Couloir intérieur</w:t>
+            </w:r>
+          </w:p>
+        </w:tc>
+        <w:tc>
+          <w:tcPr>
+            <w:tcW w:w="3660" w:type="dxa"/>
+            <w:tcMar>
+              <w:top w:w="80" w:type="dxa"/>
+              <w:bottom w:w="80" w:type="dxa"/>
+              <w:left w:w="120" w:type="dxa"/>
+              <w:right w:w="120" w:type="dxa"/>
+            </w:tcMar>
+          </w:tcPr>
+          <w:p>
+            <w:pPr>
+              <w:spacing w:before="20" w:after="20" w:line="260" w:lineRule="auto"/>
+            </w:pPr>
+            <w:r>
+              <w:rPr>
+                <w:sz w:val="22"/>
+                <w:szCs w:val="22"/>
+              </w:rPr>
+              <w:t>Gautier cache la mallette dans le placard. Lady Boulet de Myrtilles le voit.</w:t>
+            </w:r>
+          </w:p>
+        </w:tc>
+      </w:tr>
+      <w:tr>
+        <w:tc>
+          <w:tcPr>
+            <w:tcW w:w="2200" w:type="dxa"/>
+            <w:tcMar>
+              <w:top w:w="80" w:type="dxa"/>
+              <w:bottom w:w="80" w:type="dxa"/>
+              <w:left w:w="120" w:type="dxa"/>
+              <w:right w:w="120" w:type="dxa"/>
+            </w:tcMar>
+          </w:tcPr>
+          <w:p>
+            <w:pPr>
+              <w:spacing w:before="20" w:after="20" w:line="260" w:lineRule="auto"/>
+            </w:pPr>
+            <w:r>
+              <w:rPr>
+                <w:sz w:val="22"/>
+                <w:szCs w:val="22"/>
+              </w:rPr>
               <w:t>17h33 – 17h36</w:t>
             </w:r>
           </w:p>
@@ -4550,7 +4811,7 @@
                 <w:sz w:val="22"/>
                 <w:szCs w:val="22"/>
               </w:rPr>
-              <w:t>Clochette à la salle de bain. Amandinette glisse la fiole dans le manteau de Nicolas.</w:t>
+              <w:t xml:space="preserve">Clochette à la salle de bain. Amandinette glisse la fiole dans le manteau de Baptiste.</w:t>
             </w:r>
           </w:p>
         </w:tc>

--- a/Decoupe/01_Comment_ca_marche_et_solution.docx
+++ b/Decoupe/01_Comment_ca_marche_et_solution.docx
@@ -2229,7 +2229,7 @@
           <w:b/>
           <w:bCs/>
         </w:rPr>
-        <w:t xml:space="preserve">Mademoiselle Maëlys Bouchard : en réalité Marguerite Beauchamp, nièce de la véritable héritière morte de fièvre en 1910 — dépossédée enfant du nom et du patrimoine, elle l’IGNORE. Léa l’avait fait inviter (lettre à Amaury il y a 3 mois) pour réparer avant de fuir. Non chantée. Observatrice clé de la soirée (témoignages PIVOT). La révélation de sa naissance, au coffret, est le climax émotionnel de l’Acte IV.</w:t>
+        <w:t xml:space="preserve">Mademoiselle Maëlys Bouchard : en réalité Camille Beauchamp, nièce de la véritable héritière morte de fièvre en 1910 — dépossédée enfant du nom et du patrimoine, elle l’IGNORE. Léa l’avait fait inviter (lettre à Amaury il y a 3 mois) pour réparer avant de fuir. Non chantée. Observatrice clé de la soirée (témoignages PIVOT). La révélation de sa naissance, au coffret, est le climax émotionnel de l’Acte IV. Mécanique de la dépossession : l’imposteuse étant réputée l’héritière « vivante », la succession Beauchamp n’est jamais revenue à la nièce légitime (Camille) ; Emilien, complice, a entériné cette succession truquée puis racheté les terres à vil prix.</w:t>
       </w:r>
       <w:r>
         <w:t xml:space="preserve"/>
@@ -2255,7 +2255,7 @@
         <w:jc w:val="both"/>
       </w:pPr>
       <w:r>
-        <w:t xml:space="preserve">Une boîte en bois cadenassée (cadenas à 3 chiffres) est cachée dans la malle de rotin du jardin (présente dès l’Acte I, sans cadenas — Chloé peut l’ouvrir librement, mais la boîte intérieure résiste). À l’intérieur de la boîte : le vrai acte de naissance d’Amandinette de la Grande Leuleu + la lettre de Léa du 5 juin annonçant son intention de tout révéler à Théodorette, et une note scellée révélant à Mademoiselle Maëlys Bouchard sa véritable naissance — Marguerite Beauchamp, héritière dépossédée par l’imposture (« Sachez qui vous êtes »).</w:t>
+        <w:t xml:space="preserve">Une boîte en bois cadenassée (cadenas à 3 chiffres) est cachée dans la malle de rotin du jardin (présente dès l’Acte I, sans cadenas — Chloé peut l’ouvrir librement, mais la boîte intérieure résiste). À l’intérieur de la boîte : le vrai acte de naissance d’Amandinette de la Grande Leuleu + la lettre de Léa du 5 juin annonçant son intention de tout révéler à Théodorette, et une note scellée révélant à Mademoiselle Maëlys Bouchard sa véritable naissance — Camille Beauchamp, héritière dépossédée par l’imposture (« Sachez qui vous êtes »).</w:t>
       </w:r>
       <w:r>
         <w:rPr>
@@ -3675,7 +3675,7 @@
                 <w:sz w:val="22"/>
                 <w:szCs w:val="22"/>
               </w:rPr>
-              <w:t xml:space="preserve">Marie joue. Alicia tourne les pages. Maëlys tourne les feuillets à côté. Lady Boulet de Myrtilles passe vers 17h30.</w:t>
+              <w:t xml:space="preserve">Marie joue. Alicia tourne les pages. Maëlys lit à côté, attentive à tout. Lady Boulet de Myrtilles passe vers 17h30.</w:t>
             </w:r>
           </w:p>
         </w:tc>

--- a/Decoupe/01_Comment_ca_marche_et_solution.docx
+++ b/Decoupe/01_Comment_ca_marche_et_solution.docx
@@ -349,7 +349,7 @@
           <w:b/>
           <w:bCs/>
         </w:rPr>
-        <w:t xml:space="preserve">Léa apporte TOUS ses chantages le matin du 6 juin. Ce n’est pas une réception comme les autres : Léa a décidé d’en finir. Elle a réservé sa traversée et part s’installer sur un autre continent — une nouvelle vie, loin de l’Europe et de ses victimes. C’est sa dernière tournée. À l’arrivée de chaque chantagé, elle lui remet en mains propres son propre papier compromettant en « rappel d’échéance » : une mise en demeure finale, pour encaisser une dernière fois avant son départ. C’est ce qui explique la présence sur place, le jour du crime, de tous les papiers des chantagés : la lettre de Vienne encore dans le manteau de Théodorette (il comptait la brûler après le dîner) ; le mot trouvé au banc dans la poche de Louis ; la note de rendez-vous dans la mallette de Gautier ; un mot à Lady Cloé Fischer sur ses dettes de jeu ; un mot à Lady Boulet de Myrtilles sur les lettres avec Tatoine ; un mot à Sir Tatoine sur les mêmes lettres ; un mot à Monsieur Baptiste André sur Plumeau ; un mot à Mademoiselle Lisa Lepra sur ses origines modestes ; un mot à Maître Emilien Collin-Stanislas sur le faux de 1910. Tous reçoivent leur enveloppe ce matin — neuf rappels en tout. C’est précisément cette tournée d’adieu qui scelle le destin de Léa : Amandinette, comprenant que Léa s’apprête à parler à Théodorette avant de fuir, décide qu’aucune somme ne suffira plus.</w:t>
+        <w:t xml:space="preserve">Léa apporte TOUS ses chantages le matin du 6 juin. Ce n’est pas une réception comme les autres : Léa a décidé d’en finir. Elle a réservé sa traversée et part s’installer sur un autre continent — une nouvelle vie, loin de l’Europe et de ses victimes. C’est sa dernière tournée. À l’arrivée de chaque chantagé, elle lui remet en mains propres son propre papier compromettant en « rappel d’échéance » : une mise en demeure finale, pour encaisser une dernière fois avant son départ. C’est ce qui explique la présence sur place, le jour du crime, de tous les papiers des chantagés : la lettre de Vienne encore dans le manteau de Théodorette (il comptait la brûler après le dîner) ; le mot trouvé au banc dans la poche de Louis ; la note de rendez-vous dans la mallette de Gautier ; un mot à Lady Cloé Fischer sur ses dettes de jeu ; un mot à Lady Boulet de Myrtilles sur les lettres avec Tatoine ; un mot à Sir Tatoine sur les mêmes lettres ; un mot à Monsieur Baptiste André sur Plumeau ; un mot à Mademoiselle Lisa Lepra sur ses origines modestes. Tous reçoivent leur enveloppe ce matin — huit rappels en tout. C’est précisément cette tournée d’adieu qui scelle le destin de Léa : Amandinette, comprenant que Léa s’apprête à parler à Théodorette avant de fuir, décide qu’aucune somme ne suffira plus.</w:t>
       </w:r>
       <w:r>
         <w:t xml:space="preserve"/>
@@ -2213,7 +2213,7 @@
           <w:b/>
           <w:bCs/>
         </w:rPr>
-        <w:t xml:space="preserve">Maître Emilien Collin-Stanislas : notaire de la famille. En 1910, jeune clerc du notaire des Beauchamp, il a validé les faux papiers qui ont permis à l’imposteuse de devenir « Amandinette de Beauchamp », et en a profité (rachat des terres Beauchamp orphelines à vil prix). Léa le chantait là-dessus (5 000 £, en attente). Alibi creux (cabinet de lecture, seul) : SUSPECT RATIONNEL N°1, il tient le doute jusqu’au coffret. À l’Acte IV, sommé d’authentifier l’acte de naissance, il se confond lui-même.</w:t>
+        <w:t xml:space="preserve">Comte Lorenzo Pariset : amateur d’art italien, mécène discret de Baptiste. Aucun chantage. Mari de Lola. Rôle scénique : couleur, corroborations légères (Théodorette 17h13, Gautier).</w:t>
       </w:r>
       <w:r>
         <w:t xml:space="preserve"/>
@@ -2229,7 +2229,23 @@
           <w:b/>
           <w:bCs/>
         </w:rPr>
-        <w:t xml:space="preserve">Mademoiselle Maëlys Bouchard : en réalité Camille Beauchamp, nièce de la véritable héritière morte de fièvre en 1910 — dépossédée enfant du nom et du patrimoine, elle l’IGNORE. Léa l’avait fait inviter (lettre à Amaury il y a 3 mois) pour réparer avant de fuir. Non chantée. Observatrice clé de la soirée (témoignages PIVOT). La révélation de sa naissance, au coffret, est le climax émotionnel de l’Acte IV. Mécanique de la dépossession : l’imposteuse étant réputée l’héritière « vivante », la succession Beauchamp n’est jamais revenue à la nièce légitime (Camille) ; Emilien, complice, a entériné cette succession truquée puis racheté les terres à vil prix.</w:t>
+        <w:t xml:space="preserve">Comtesse Lola Pariset, née Bastien : jeune héritière française (Bastien Acier). Amie distante de Léa (salon littéraire de Londres). Aucun chantage. Rôle scénique : corroborations douces (toast, alibi Lisa, Théodorette 17h20).</w:t>
+      </w:r>
+      <w:r>
+        <w:t xml:space="preserve"/>
+      </w:r>
+    </w:p>
+    <w:p>
+      <w:pPr>
+        <w:spacing w:before="60" w:after="60" w:line="300" w:lineRule="auto"/>
+        <w:jc w:val="both"/>
+      </w:pPr>
+      <w:r>
+        <w:rPr>
+          <w:b/>
+          <w:bCs/>
+        </w:rPr>
+        <w:t xml:space="preserve">Mademoiselle Maëlys Bouchard : en réalité Camille Beauchamp, nièce de la véritable héritière morte de fièvre en 1910 — dépossédée enfant du nom et du patrimoine, elle l’IGNORE. Léa l’avait fait inviter (lettre à Amaury il y a 3 mois) pour réparer avant de fuir. Non chantée. Observatrice clé de la soirée (témoignages PIVOT). La révélation de sa naissance, au coffret, est le climax émotionnel de l’Acte IV. Mécanique de la dépossession : l’imposteuse étant réputée l’héritière « vivante », la succession Beauchamp est restée dans le couple Parisette par mariage ; la nièce légitime (Camille), élevée sous le nom Bouchard, n’a jamais été identifiée comme héritière — personne ne s’est enquis d’elle.</w:t>
       </w:r>
       <w:r>
         <w:t xml:space="preserve"/>
@@ -3676,77 +3692,6 @@
                 <w:szCs w:val="22"/>
               </w:rPr>
               <w:t xml:space="preserve">Marie joue. Alicia tourne les pages. Maëlys lit à côté, attentive à tout. Lady Boulet de Myrtilles passe vers 17h30.</w:t>
-            </w:r>
-          </w:p>
-        </w:tc>
-      </w:tr>
-      <w:tr>
-        <w:tc>
-          <w:tcPr>
-            <w:tcW w:w="2200" w:type="dxa"/>
-            <w:tcMar>
-              <w:top w:w="80" w:type="dxa"/>
-              <w:bottom w:w="80" w:type="dxa"/>
-              <w:left w:w="120" w:type="dxa"/>
-              <w:right w:w="120" w:type="dxa"/>
-            </w:tcMar>
-          </w:tcPr>
-          <w:p>
-            <w:pPr>
-              <w:spacing w:before="20" w:after="20" w:line="260" w:lineRule="auto"/>
-            </w:pPr>
-            <w:r>
-              <w:rPr>
-                <w:sz w:val="22"/>
-                <w:szCs w:val="22"/>
-              </w:rPr>
-              <w:t xml:space="preserve">17h00 – 17h45</w:t>
-            </w:r>
-          </w:p>
-        </w:tc>
-        <w:tc>
-          <w:tcPr>
-            <w:tcW w:w="3500" w:type="dxa"/>
-            <w:tcMar>
-              <w:top w:w="80" w:type="dxa"/>
-              <w:bottom w:w="80" w:type="dxa"/>
-              <w:left w:w="120" w:type="dxa"/>
-              <w:right w:w="120" w:type="dxa"/>
-            </w:tcMar>
-          </w:tcPr>
-          <w:p>
-            <w:pPr>
-              <w:spacing w:before="20" w:after="20" w:line="260" w:lineRule="auto"/>
-            </w:pPr>
-            <w:r>
-              <w:rPr>
-                <w:sz w:val="22"/>
-                <w:szCs w:val="22"/>
-              </w:rPr>
-              <w:t xml:space="preserve">Cabinet de lecture</w:t>
-            </w:r>
-          </w:p>
-        </w:tc>
-        <w:tc>
-          <w:tcPr>
-            <w:tcW w:w="3660" w:type="dxa"/>
-            <w:tcMar>
-              <w:top w:w="80" w:type="dxa"/>
-              <w:bottom w:w="80" w:type="dxa"/>
-              <w:left w:w="120" w:type="dxa"/>
-              <w:right w:w="120" w:type="dxa"/>
-            </w:tcMar>
-          </w:tcPr>
-          <w:p>
-            <w:pPr>
-              <w:spacing w:before="20" w:after="20" w:line="260" w:lineRule="auto"/>
-            </w:pPr>
-            <w:r>
-              <w:rPr>
-                <w:sz w:val="22"/>
-                <w:szCs w:val="22"/>
-              </w:rPr>
-              <w:t xml:space="preserve">Maître Emilien Collin-Stanislas s’y isole, SEUL, sans témoin : son alibi est creux (suspect rationnel n°1).</w:t>
             </w:r>
           </w:p>
         </w:tc>
